--- a/user-stories/Epic-5-Comparator-Configuration/US-16-Select-Comparator-Option.docx
+++ b/user-stories/Epic-5-Comparator-Configuration/US-16-Select-Comparator-Option.docx
@@ -7,58 +7,19 @@
         <w:pStyle w:val="Heading1"/>
       </w:pPr>
       <w:r>
-        <w:rPr>
-          <w:color w:val="1F497D"/>
-        </w:rPr>
-        <w:t>US-16 - Select Comparator Option and Add to Condition</w:t>
-      </w:r>
-    </w:p>
-    <w:p/>
-    <w:p>
-      <w:r>
-        <w:rPr>
-          <w:b/>
-        </w:rPr>
-        <w:t xml:space="preserve">Epic: </w:t>
-      </w:r>
-      <w:r>
-        <w:t>Epic 5 - Comparator Configuration</w:t>
+        <w:t>US-16: Select Comparator Option</w:t>
       </w:r>
     </w:p>
     <w:p>
       <w:r>
-        <w:rPr>
-          <w:b/>
-        </w:rPr>
-        <w:t xml:space="preserve">Story ID: </w:t>
-      </w:r>
-      <w:r>
-        <w:t>US-16</w:t>
+        <w:t>Epic: Epic 5 - Comparator Configuration</w:t>
       </w:r>
     </w:p>
     <w:p>
       <w:r>
-        <w:rPr>
-          <w:b/>
-        </w:rPr>
-        <w:t xml:space="preserve">Type: </w:t>
-      </w:r>
-      <w:r>
-        <w:t>Frontend</w:t>
+        <w:t>Type: Frontend</w:t>
       </w:r>
     </w:p>
-    <w:p>
-      <w:r>
-        <w:rPr>
-          <w:b/>
-        </w:rPr>
-        <w:t xml:space="preserve">Priority: </w:t>
-      </w:r>
-      <w:r>
-        <w:t>Medium</w:t>
-      </w:r>
-    </w:p>
-    <w:p/>
     <w:p>
       <w:pPr>
         <w:pStyle w:val="Heading2"/>
@@ -71,16 +32,11 @@
       <w:r>
         <w:t>As a user,</w:t>
         <w:br/>
-      </w:r>
-      <w:r>
-        <w:t>I want to click on one of the comparator options,</w:t>
+        <w:t>I want to click one of the comparator options from the popup,</w:t>
         <w:br/>
-      </w:r>
-      <w:r>
-        <w:t>So that the selected comparator is added to the condition expression area.</w:t>
+        <w:t>So that the selected comparator label replaces the "Add comparator" placeholder in the condition row.</w:t>
       </w:r>
     </w:p>
-    <w:p/>
     <w:p>
       <w:pPr>
         <w:pStyle w:val="Heading2"/>
@@ -94,7 +50,7 @@
         <w:pStyle w:val="ListBullet"/>
       </w:pPr>
       <w:r>
-        <w:t>Clicking one of the comparator options (e.g., 'Equal to') closes the popup.</w:t>
+        <w:t>Clicking a comparator option (e.g., "Equal to") closes the popup.</w:t>
       </w:r>
     </w:p>
     <w:p>
@@ -102,7 +58,7 @@
         <w:pStyle w:val="ListBullet"/>
       </w:pPr>
       <w:r>
-        <w:t>The selected comparator token is added/displayed in the 'Add Comparator' area on the main screen.</w:t>
+        <w:t>The selected comparator label appears in the condition row replacing "Add comparator".</w:t>
       </w:r>
     </w:p>
     <w:p>
@@ -110,7 +66,7 @@
         <w:pStyle w:val="ListBullet"/>
       </w:pPr>
       <w:r>
-        <w:t>The comparator token is visually distinct (e.g., highlighted chip/badge).</w:t>
+        <w:t>The selected comparator is styled differently from the placeholder (e.g., highlighted/coloured label).</w:t>
       </w:r>
     </w:p>
     <w:p>
@@ -118,32 +74,51 @@
         <w:pStyle w:val="ListBullet"/>
       </w:pPr>
       <w:r>
-        <w:t>Only one comparator can be selected per condition.</w:t>
+        <w:t>User can click the comparator label again to change the selection.</w:t>
       </w:r>
     </w:p>
-    <w:p>
-      <w:pPr>
-        <w:pStyle w:val="ListBullet"/>
-      </w:pPr>
-      <w:r>
-        <w:t>The selected comparator can be changed by clicking 'Add Comparator' again.</w:t>
-      </w:r>
-    </w:p>
-    <w:p/>
     <w:p>
       <w:pPr>
         <w:pStyle w:val="Heading2"/>
       </w:pPr>
       <w:r>
-        <w:t>Notes / Clarifications</w:t>
+        <w:t>UI Reference</w:t>
       </w:r>
     </w:p>
     <w:p>
-      <w:pPr>
-        <w:pStyle w:val="ListBullet"/>
-      </w:pPr>
       <w:r>
-        <w:t>Needs Clarification: Can the user change the comparator after it has been set, or must they delete the condition?</w:t>
+        <w:drawing>
+          <wp:inline xmlns:a="http://schemas.openxmlformats.org/drawingml/2006/main" xmlns:pic="http://schemas.openxmlformats.org/drawingml/2006/picture">
+            <wp:extent cx="4572000" cy="523797"/>
+            <wp:docPr id="1" name="Picture 1"/>
+            <wp:cNvGraphicFramePr>
+              <a:graphicFrameLocks noChangeAspect="1"/>
+            </wp:cNvGraphicFramePr>
+            <a:graphic>
+              <a:graphicData uri="http://schemas.openxmlformats.org/drawingml/2006/picture">
+                <pic:pic>
+                  <pic:nvPicPr>
+                    <pic:cNvPr id="0" name="image20.png"/>
+                    <pic:cNvPicPr/>
+                  </pic:nvPicPr>
+                  <pic:blipFill>
+                    <a:blip r:embed="rId9"/>
+                    <a:stretch>
+                      <a:fillRect/>
+                    </a:stretch>
+                  </pic:blipFill>
+                  <pic:spPr>
+                    <a:xfrm>
+                      <a:off x="0" y="0"/>
+                      <a:ext cx="4572000" cy="523797"/>
+                    </a:xfrm>
+                    <a:prstGeom prst="rect"/>
+                  </pic:spPr>
+                </pic:pic>
+              </a:graphicData>
+            </a:graphic>
+          </wp:inline>
+        </w:drawing>
       </w:r>
     </w:p>
     <w:sectPr>
